--- a/Coding w GenAI.docx
+++ b/Coding w GenAI.docx
@@ -20,8 +20,6 @@
         </w:rPr>
         <w:t>Name: Angelina</w:t>
       </w:r>
-      <w:bookmarkStart w:id="0" w:name="_GoBack"/>
-      <w:bookmarkEnd w:id="0"/>
     </w:p>
     <w:p>
       <w:pPr>
@@ -241,6 +239,7 @@
     <w:p>
       <w:pPr>
         <w:numPr>
+          <w:ilvl w:val="0"/>
           <w:numId w:val="0"/>
         </w:numPr>
         <w:rPr>
@@ -254,6 +253,7 @@
     <w:p>
       <w:pPr>
         <w:numPr>
+          <w:ilvl w:val="0"/>
           <w:numId w:val="0"/>
         </w:numPr>
       </w:pPr>
@@ -304,6 +304,7 @@
     <w:p>
       <w:pPr>
         <w:numPr>
+          <w:ilvl w:val="0"/>
           <w:numId w:val="0"/>
         </w:numPr>
       </w:pPr>
@@ -311,6 +312,7 @@
     <w:p>
       <w:pPr>
         <w:numPr>
+          <w:ilvl w:val="0"/>
           <w:numId w:val="0"/>
         </w:numPr>
         <w:rPr>
@@ -333,6 +335,7 @@
     <w:p>
       <w:pPr>
         <w:numPr>
+          <w:ilvl w:val="0"/>
           <w:numId w:val="0"/>
         </w:numPr>
         <w:rPr>
@@ -345,16 +348,189 @@
     </w:p>
     <w:p>
       <w:pPr>
-        <w:numPr>
+        <w:rPr>
+          <w:rFonts w:hint="default" w:eastAsia="新細明體"/>
+          <w:sz w:val="24"/>
+          <w:szCs w:val="24"/>
+          <w:lang w:val="en-US" w:eastAsia="zh-TW"/>
+        </w:rPr>
+      </w:pPr>
+      <w:r>
+        <w:rPr>
+          <w:rFonts w:hint="default" w:eastAsia="新細明體"/>
+          <w:sz w:val="24"/>
+          <w:szCs w:val="24"/>
+          <w:lang w:val="en-US" w:eastAsia="zh-TW"/>
+        </w:rPr>
+        <w:br w:type="page"/>
+      </w:r>
+    </w:p>
+    <w:p>
+      <w:pPr>
+        <w:numPr>
+          <w:ilvl w:val="0"/>
           <w:numId w:val="0"/>
         </w:numPr>
-        <w:rPr>
-          <w:rFonts w:hint="default" w:eastAsia="新細明體"/>
-          <w:sz w:val="24"/>
-          <w:szCs w:val="24"/>
-          <w:lang w:val="en-US" w:eastAsia="zh-TW"/>
-        </w:rPr>
-      </w:pPr>
+      </w:pPr>
+      <w:bookmarkStart w:id="0" w:name="_GoBack"/>
+      <w:bookmarkEnd w:id="0"/>
+    </w:p>
+    <w:p>
+      <w:pPr>
+        <w:numPr>
+          <w:ilvl w:val="0"/>
+          <w:numId w:val="0"/>
+        </w:numPr>
+      </w:pPr>
+    </w:p>
+    <w:p>
+      <w:pPr>
+        <w:numPr>
+          <w:ilvl w:val="0"/>
+          <w:numId w:val="0"/>
+        </w:numPr>
+      </w:pPr>
+      <w:r>
+        <w:drawing>
+          <wp:inline distT="0" distB="0" distL="114300" distR="114300">
+            <wp:extent cx="5267325" cy="1522730"/>
+            <wp:effectExtent l="0" t="0" r="3175" b="1270"/>
+            <wp:docPr id="2" name="Picture 1"/>
+            <wp:cNvGraphicFramePr>
+              <a:graphicFrameLocks xmlns:a="http://schemas.openxmlformats.org/drawingml/2006/main" noChangeAspect="1"/>
+            </wp:cNvGraphicFramePr>
+            <a:graphic xmlns:a="http://schemas.openxmlformats.org/drawingml/2006/main">
+              <a:graphicData uri="http://schemas.openxmlformats.org/drawingml/2006/picture">
+                <pic:pic xmlns:pic="http://schemas.openxmlformats.org/drawingml/2006/picture">
+                  <pic:nvPicPr>
+                    <pic:cNvPr id="2" name="Picture 1"/>
+                    <pic:cNvPicPr>
+                      <a:picLocks noChangeAspect="1"/>
+                    </pic:cNvPicPr>
+                  </pic:nvPicPr>
+                  <pic:blipFill>
+                    <a:blip r:embed="rId5"/>
+                    <a:stretch>
+                      <a:fillRect/>
+                    </a:stretch>
+                  </pic:blipFill>
+                  <pic:spPr>
+                    <a:xfrm>
+                      <a:off x="0" y="0"/>
+                      <a:ext cx="5267325" cy="1522730"/>
+                    </a:xfrm>
+                    <a:prstGeom prst="rect">
+                      <a:avLst/>
+                    </a:prstGeom>
+                    <a:noFill/>
+                    <a:ln>
+                      <a:noFill/>
+                    </a:ln>
+                  </pic:spPr>
+                </pic:pic>
+              </a:graphicData>
+            </a:graphic>
+          </wp:inline>
+        </w:drawing>
+      </w:r>
+    </w:p>
+    <w:p>
+      <w:pPr>
+        <w:numPr>
+          <w:ilvl w:val="0"/>
+          <w:numId w:val="0"/>
+        </w:numPr>
+        <w:rPr>
+          <w:rFonts w:hint="default"/>
+          <w:lang w:val="en-US" w:eastAsia="zh-TW"/>
+        </w:rPr>
+      </w:pPr>
+      <w:r>
+        <w:drawing>
+          <wp:inline distT="0" distB="0" distL="114300" distR="114300">
+            <wp:extent cx="5269230" cy="2418715"/>
+            <wp:effectExtent l="0" t="0" r="1270" b="6985"/>
+            <wp:docPr id="3" name="Picture 2"/>
+            <wp:cNvGraphicFramePr>
+              <a:graphicFrameLocks xmlns:a="http://schemas.openxmlformats.org/drawingml/2006/main" noChangeAspect="1"/>
+            </wp:cNvGraphicFramePr>
+            <a:graphic xmlns:a="http://schemas.openxmlformats.org/drawingml/2006/main">
+              <a:graphicData uri="http://schemas.openxmlformats.org/drawingml/2006/picture">
+                <pic:pic xmlns:pic="http://schemas.openxmlformats.org/drawingml/2006/picture">
+                  <pic:nvPicPr>
+                    <pic:cNvPr id="3" name="Picture 2"/>
+                    <pic:cNvPicPr>
+                      <a:picLocks noChangeAspect="1"/>
+                    </pic:cNvPicPr>
+                  </pic:nvPicPr>
+                  <pic:blipFill>
+                    <a:blip r:embed="rId6"/>
+                    <a:stretch>
+                      <a:fillRect/>
+                    </a:stretch>
+                  </pic:blipFill>
+                  <pic:spPr>
+                    <a:xfrm>
+                      <a:off x="0" y="0"/>
+                      <a:ext cx="5269230" cy="2418715"/>
+                    </a:xfrm>
+                    <a:prstGeom prst="rect">
+                      <a:avLst/>
+                    </a:prstGeom>
+                    <a:noFill/>
+                    <a:ln>
+                      <a:noFill/>
+                    </a:ln>
+                  </pic:spPr>
+                </pic:pic>
+              </a:graphicData>
+            </a:graphic>
+          </wp:inline>
+        </w:drawing>
+      </w:r>
+      <w:r>
+        <w:drawing>
+          <wp:inline distT="0" distB="0" distL="114300" distR="114300">
+            <wp:extent cx="5273675" cy="1509395"/>
+            <wp:effectExtent l="0" t="0" r="9525" b="1905"/>
+            <wp:docPr id="4" name="Picture 3"/>
+            <wp:cNvGraphicFramePr>
+              <a:graphicFrameLocks xmlns:a="http://schemas.openxmlformats.org/drawingml/2006/main" noChangeAspect="1"/>
+            </wp:cNvGraphicFramePr>
+            <a:graphic xmlns:a="http://schemas.openxmlformats.org/drawingml/2006/main">
+              <a:graphicData uri="http://schemas.openxmlformats.org/drawingml/2006/picture">
+                <pic:pic xmlns:pic="http://schemas.openxmlformats.org/drawingml/2006/picture">
+                  <pic:nvPicPr>
+                    <pic:cNvPr id="4" name="Picture 3"/>
+                    <pic:cNvPicPr>
+                      <a:picLocks noChangeAspect="1"/>
+                    </pic:cNvPicPr>
+                  </pic:nvPicPr>
+                  <pic:blipFill>
+                    <a:blip r:embed="rId7"/>
+                    <a:stretch>
+                      <a:fillRect/>
+                    </a:stretch>
+                  </pic:blipFill>
+                  <pic:spPr>
+                    <a:xfrm>
+                      <a:off x="0" y="0"/>
+                      <a:ext cx="5273675" cy="1509395"/>
+                    </a:xfrm>
+                    <a:prstGeom prst="rect">
+                      <a:avLst/>
+                    </a:prstGeom>
+                    <a:noFill/>
+                    <a:ln>
+                      <a:noFill/>
+                    </a:ln>
+                  </pic:spPr>
+                </pic:pic>
+              </a:graphicData>
+            </a:graphic>
+          </wp:inline>
+        </w:drawing>
+      </w:r>
     </w:p>
     <w:sectPr>
       <w:pgSz w:w="11906" w:h="16838"/>
@@ -500,7 +676,7 @@
     <w:lsdException w:unhideWhenUsed="0" w:uiPriority="0" w:semiHidden="0" w:name="HTML Sample"/>
     <w:lsdException w:unhideWhenUsed="0" w:uiPriority="0" w:semiHidden="0" w:name="HTML Typewriter"/>
     <w:lsdException w:unhideWhenUsed="0" w:uiPriority="0" w:semiHidden="0" w:name="HTML Variable"/>
-    <w:lsdException w:unhideWhenUsed="0" w:uiPriority="0" w:name="Normal Table"/>
+    <w:lsdException w:qFormat="1" w:unhideWhenUsed="0" w:uiPriority="0" w:name="Normal Table"/>
     <w:lsdException w:unhideWhenUsed="0" w:uiPriority="0" w:semiHidden="0" w:name="annotation subject"/>
     <w:lsdException w:unhideWhenUsed="0" w:uiPriority="0" w:semiHidden="0" w:name="Table Simple 1"/>
     <w:lsdException w:unhideWhenUsed="0" w:uiPriority="0" w:semiHidden="0" w:name="Table Simple 2"/>
@@ -663,6 +839,7 @@
   <w:style w:type="table" w:default="1" w:styleId="3">
     <w:name w:val="Normal Table"/>
     <w:semiHidden/>
+    <w:qFormat/>
     <w:uiPriority w:val="0"/>
     <w:tblPr>
       <w:tblCellMar>
